--- a/4.质量管理/1.流程制度规范类文件/HXDL-ITSS-0404 项目质量管理制度.docx
+++ b/4.质量管理/1.流程制度规范类文件/HXDL-ITSS-0404 项目质量管理制度.docx
@@ -4335,16 +4335,7 @@
           <w:rFonts w:hint="default"/>
           <w:lang w:val="en-US" w:eastAsia="zh-CN"/>
         </w:rPr>
-        <w:t>运维服务项目的实施计划的编制，是按照SLA规定的从运维服务开始到运维服务有效期结束全过程编制的综合性年度</w:t>
-      </w:r>
-      <w:bookmarkStart w:id="31" w:name="_GoBack"/>
-      <w:bookmarkEnd w:id="31"/>
-      <w:r>
-        <w:rPr>
-          <w:rFonts w:hint="default"/>
-          <w:lang w:val="en-US" w:eastAsia="zh-CN"/>
-        </w:rPr>
-        <w:t>服务实施计划。运维服务项目实施计划是作为项目总体进度控制的依据，是运维服务项目管理中一项必不可少的环节。</w:t>
+        <w:t>运维服务项目的实施计划的编制，是按照SLA规定的从运维服务开始到运维服务有效期结束全过程编制的综合性年度服务实施计划。运维服务项目实施计划是作为项目总体进度控制的依据，是运维服务项目管理中一项必不可少的环节。</w:t>
       </w:r>
     </w:p>
     <w:p>
@@ -4466,7 +4457,21 @@
           <w:rFonts w:hint="default"/>
           <w:lang w:val="en-US" w:eastAsia="zh-CN"/>
         </w:rPr>
-        <w:t>一级进度计划：即里程碑计划，由通信部和信息部项目负责人提供合同涉及收款的里程碑，服务计划里程碑节点应设有可交付物成果，拟定项目初步计划；</w:t>
+        <w:t>一级进度计划：即里程碑计划，由</w:t>
+      </w:r>
+      <w:r>
+        <w:rPr>
+          <w:rFonts w:hint="eastAsia"/>
+          <w:lang w:val="en-US" w:eastAsia="zh-CN"/>
+        </w:rPr>
+        <w:t>运维部</w:t>
+      </w:r>
+      <w:r>
+        <w:rPr>
+          <w:rFonts w:hint="default"/>
+          <w:lang w:val="en-US" w:eastAsia="zh-CN"/>
+        </w:rPr>
+        <w:t>项目负责人提供合同涉及收款的里程碑，服务计划里程碑节点应设有可交付物成果，拟定项目初步计划；</w:t>
       </w:r>
     </w:p>
     <w:p>
@@ -5445,7 +5450,16 @@
           <w:rFonts w:hint="default"/>
           <w:lang w:val="en-US" w:eastAsia="zh-CN"/>
         </w:rPr>
-        <w:t>“质量事故”是指在建设、维护等过程中因我方原因造成客户系统、业务等受到影响或使客户遭受损失，从而使公司经济、商誉造成损失的事故。质量事故根据影响的不同共分为三个级别。在质量事故处理中，当事责任人负有主要责任，管理人员负有管理责任。对于造成质量事故的当事责任人及管理人员，将根据责任大小和情节轻重给予相应的处罚。同时对于造成质量事故的公司外包项目的服务提供商，参照公司员工的罚责或根据外包合同的约定对其进行处罚。</w:t>
+        <w:t>“质量事故”是指在建设、维护等过程中因我方原因造成客户系统、业务等受到影响或使客户遭受损失，从而使公司经济、商誉造成损失</w:t>
+      </w:r>
+      <w:bookmarkStart w:id="31" w:name="_GoBack"/>
+      <w:bookmarkEnd w:id="31"/>
+      <w:r>
+        <w:rPr>
+          <w:rFonts w:hint="default"/>
+          <w:lang w:val="en-US" w:eastAsia="zh-CN"/>
+        </w:rPr>
+        <w:t>的事故。质量事故根据影响的不同共分为三个级别。在质量事故处理中，当事责任人负有主要责任，管理人员负有管理责任。对于造成质量事故的当事责任人及管理人员，将根据责任大小和情节轻重给予相应的处罚。同时对于造成质量事故的公司外包项目的服务提供商，参照公司员工的罚责或根据外包合同的约定对其进行处罚。</w:t>
       </w:r>
     </w:p>
     <w:p>

--- a/4.质量管理/1.流程制度规范类文件/HXDL-ITSS-0404 项目质量管理制度.docx
+++ b/4.质量管理/1.流程制度规范类文件/HXDL-ITSS-0404 项目质量管理制度.docx
@@ -26,7 +26,7 @@
           <w:lang w:val="en-US" w:eastAsia="zh-CN"/>
         </w:rPr>
       </w:pPr>
-      <w:bookmarkStart w:id="0" w:name="_Toc4366"/>
+      <w:bookmarkStart w:id="0" w:name="_Toc5437"/>
       <w:r>
         <w:drawing>
           <wp:anchor distT="0" distB="0" distL="114300" distR="114300" simplePos="0" relativeHeight="251659264" behindDoc="1" locked="0" layoutInCell="1" allowOverlap="1">
@@ -112,7 +112,7 @@
           <w:lang w:val="en-US" w:eastAsia="zh-CN"/>
         </w:rPr>
       </w:pPr>
-      <w:bookmarkStart w:id="1" w:name="_Toc14545"/>
+      <w:bookmarkStart w:id="1" w:name="_Toc4095"/>
       <w:r>
         <w:rPr>
           <w:rFonts w:hint="eastAsia"/>
@@ -147,7 +147,7 @@
           <w:lang w:val="en-US" w:eastAsia="zh-CN"/>
         </w:rPr>
       </w:pPr>
-      <w:bookmarkStart w:id="2" w:name="_Toc23633"/>
+      <w:bookmarkStart w:id="2" w:name="_Toc22409"/>
       <w:r>
         <w:rPr>
           <w:rFonts w:hint="eastAsia"/>
@@ -680,7 +680,7 @@
           <w:szCs w:val="30"/>
         </w:rPr>
       </w:pPr>
-      <w:bookmarkStart w:id="3" w:name="_Toc7399"/>
+      <w:bookmarkStart w:id="3" w:name="_Toc25899"/>
       <w:r>
         <w:rPr>
           <w:rFonts w:ascii="宋体" w:hAnsi="宋体" w:eastAsia="宋体" w:cs="宋体"/>
@@ -2217,6 +2217,8 @@
               <w:tab w:val="right" w:leader="dot" w:pos="8306"/>
             </w:tabs>
           </w:pPr>
+          <w:bookmarkStart w:id="31" w:name="_GoBack"/>
+          <w:bookmarkEnd w:id="31"/>
           <w:r>
             <w:fldChar w:fldCharType="begin"/>
           </w:r>
@@ -2230,7 +2232,7 @@
             <w:fldChar w:fldCharType="begin"/>
           </w:r>
           <w:r>
-            <w:instrText xml:space="preserve"> HYPERLINK \l _Toc4366 </w:instrText>
+            <w:instrText xml:space="preserve"> HYPERLINK \l _Toc5437 </w:instrText>
           </w:r>
           <w:r>
             <w:fldChar w:fldCharType="separate"/>
@@ -2249,7 +2251,7 @@
             <w:fldChar w:fldCharType="begin"/>
           </w:r>
           <w:r>
-            <w:instrText xml:space="preserve"> PAGEREF _Toc4366 \h </w:instrText>
+            <w:instrText xml:space="preserve"> PAGEREF _Toc5437 \h </w:instrText>
           </w:r>
           <w:r>
             <w:fldChar w:fldCharType="separate"/>
@@ -2275,7 +2277,7 @@
             <w:fldChar w:fldCharType="begin"/>
           </w:r>
           <w:r>
-            <w:instrText xml:space="preserve"> HYPERLINK \l _Toc14545 </w:instrText>
+            <w:instrText xml:space="preserve"> HYPERLINK \l _Toc4095 </w:instrText>
           </w:r>
           <w:r>
             <w:fldChar w:fldCharType="separate"/>
@@ -2294,7 +2296,7 @@
             <w:fldChar w:fldCharType="begin"/>
           </w:r>
           <w:r>
-            <w:instrText xml:space="preserve"> PAGEREF _Toc14545 \h </w:instrText>
+            <w:instrText xml:space="preserve"> PAGEREF _Toc4095 \h </w:instrText>
           </w:r>
           <w:r>
             <w:fldChar w:fldCharType="separate"/>
@@ -2320,7 +2322,7 @@
             <w:fldChar w:fldCharType="begin"/>
           </w:r>
           <w:r>
-            <w:instrText xml:space="preserve"> HYPERLINK \l _Toc23633 </w:instrText>
+            <w:instrText xml:space="preserve"> HYPERLINK \l _Toc22409 </w:instrText>
           </w:r>
           <w:r>
             <w:fldChar w:fldCharType="separate"/>
@@ -2339,7 +2341,7 @@
             <w:fldChar w:fldCharType="begin"/>
           </w:r>
           <w:r>
-            <w:instrText xml:space="preserve"> PAGEREF _Toc23633 \h </w:instrText>
+            <w:instrText xml:space="preserve"> PAGEREF _Toc22409 \h </w:instrText>
           </w:r>
           <w:r>
             <w:fldChar w:fldCharType="separate"/>
@@ -2365,7 +2367,7 @@
             <w:fldChar w:fldCharType="begin"/>
           </w:r>
           <w:r>
-            <w:instrText xml:space="preserve"> HYPERLINK \l _Toc7399 </w:instrText>
+            <w:instrText xml:space="preserve"> HYPERLINK \l _Toc25899 </w:instrText>
           </w:r>
           <w:r>
             <w:fldChar w:fldCharType="separate"/>
@@ -2386,7 +2388,7 @@
             <w:fldChar w:fldCharType="begin"/>
           </w:r>
           <w:r>
-            <w:instrText xml:space="preserve"> PAGEREF _Toc7399 \h </w:instrText>
+            <w:instrText xml:space="preserve"> PAGEREF _Toc25899 \h </w:instrText>
           </w:r>
           <w:r>
             <w:fldChar w:fldCharType="separate"/>
@@ -2412,7 +2414,7 @@
             <w:fldChar w:fldCharType="begin"/>
           </w:r>
           <w:r>
-            <w:instrText xml:space="preserve"> HYPERLINK \l _Toc10127 </w:instrText>
+            <w:instrText xml:space="preserve"> HYPERLINK \l _Toc11374 </w:instrText>
           </w:r>
           <w:r>
             <w:fldChar w:fldCharType="separate"/>
@@ -2431,7 +2433,7 @@
             <w:fldChar w:fldCharType="begin"/>
           </w:r>
           <w:r>
-            <w:instrText xml:space="preserve"> PAGEREF _Toc10127 \h </w:instrText>
+            <w:instrText xml:space="preserve"> PAGEREF _Toc11374 \h </w:instrText>
           </w:r>
           <w:r>
             <w:fldChar w:fldCharType="separate"/>
@@ -2457,7 +2459,7 @@
             <w:fldChar w:fldCharType="begin"/>
           </w:r>
           <w:r>
-            <w:instrText xml:space="preserve"> HYPERLINK \l _Toc31052 </w:instrText>
+            <w:instrText xml:space="preserve"> HYPERLINK \l _Toc28508 </w:instrText>
           </w:r>
           <w:r>
             <w:fldChar w:fldCharType="separate"/>
@@ -2476,7 +2478,7 @@
             <w:fldChar w:fldCharType="begin"/>
           </w:r>
           <w:r>
-            <w:instrText xml:space="preserve"> PAGEREF _Toc31052 \h </w:instrText>
+            <w:instrText xml:space="preserve"> PAGEREF _Toc28508 \h </w:instrText>
           </w:r>
           <w:r>
             <w:fldChar w:fldCharType="separate"/>
@@ -2502,7 +2504,7 @@
             <w:fldChar w:fldCharType="begin"/>
           </w:r>
           <w:r>
-            <w:instrText xml:space="preserve"> HYPERLINK \l _Toc27174 </w:instrText>
+            <w:instrText xml:space="preserve"> HYPERLINK \l _Toc24798 </w:instrText>
           </w:r>
           <w:r>
             <w:fldChar w:fldCharType="separate"/>
@@ -2521,7 +2523,7 @@
             <w:fldChar w:fldCharType="begin"/>
           </w:r>
           <w:r>
-            <w:instrText xml:space="preserve"> PAGEREF _Toc27174 \h </w:instrText>
+            <w:instrText xml:space="preserve"> PAGEREF _Toc24798 \h </w:instrText>
           </w:r>
           <w:r>
             <w:fldChar w:fldCharType="separate"/>
@@ -2547,7 +2549,7 @@
             <w:fldChar w:fldCharType="begin"/>
           </w:r>
           <w:r>
-            <w:instrText xml:space="preserve"> HYPERLINK \l _Toc29655 </w:instrText>
+            <w:instrText xml:space="preserve"> HYPERLINK \l _Toc4131 </w:instrText>
           </w:r>
           <w:r>
             <w:fldChar w:fldCharType="separate"/>
@@ -2566,7 +2568,7 @@
             <w:fldChar w:fldCharType="begin"/>
           </w:r>
           <w:r>
-            <w:instrText xml:space="preserve"> PAGEREF _Toc29655 \h </w:instrText>
+            <w:instrText xml:space="preserve"> PAGEREF _Toc4131 \h </w:instrText>
           </w:r>
           <w:r>
             <w:fldChar w:fldCharType="separate"/>
@@ -2592,7 +2594,7 @@
             <w:fldChar w:fldCharType="begin"/>
           </w:r>
           <w:r>
-            <w:instrText xml:space="preserve"> HYPERLINK \l _Toc22202 </w:instrText>
+            <w:instrText xml:space="preserve"> HYPERLINK \l _Toc7913 </w:instrText>
           </w:r>
           <w:r>
             <w:fldChar w:fldCharType="separate"/>
@@ -2611,7 +2613,7 @@
             <w:fldChar w:fldCharType="begin"/>
           </w:r>
           <w:r>
-            <w:instrText xml:space="preserve"> PAGEREF _Toc22202 \h </w:instrText>
+            <w:instrText xml:space="preserve"> PAGEREF _Toc7913 \h </w:instrText>
           </w:r>
           <w:r>
             <w:fldChar w:fldCharType="separate"/>
@@ -2637,7 +2639,7 @@
             <w:fldChar w:fldCharType="begin"/>
           </w:r>
           <w:r>
-            <w:instrText xml:space="preserve"> HYPERLINK \l _Toc12315 </w:instrText>
+            <w:instrText xml:space="preserve"> HYPERLINK \l _Toc25865 </w:instrText>
           </w:r>
           <w:r>
             <w:fldChar w:fldCharType="separate"/>
@@ -2656,7 +2658,7 @@
             <w:fldChar w:fldCharType="begin"/>
           </w:r>
           <w:r>
-            <w:instrText xml:space="preserve"> PAGEREF _Toc12315 \h </w:instrText>
+            <w:instrText xml:space="preserve"> PAGEREF _Toc25865 \h </w:instrText>
           </w:r>
           <w:r>
             <w:fldChar w:fldCharType="separate"/>
@@ -2682,7 +2684,7 @@
             <w:fldChar w:fldCharType="begin"/>
           </w:r>
           <w:r>
-            <w:instrText xml:space="preserve"> HYPERLINK \l _Toc22540 </w:instrText>
+            <w:instrText xml:space="preserve"> HYPERLINK \l _Toc8896 </w:instrText>
           </w:r>
           <w:r>
             <w:fldChar w:fldCharType="separate"/>
@@ -2701,7 +2703,7 @@
             <w:fldChar w:fldCharType="begin"/>
           </w:r>
           <w:r>
-            <w:instrText xml:space="preserve"> PAGEREF _Toc22540 \h </w:instrText>
+            <w:instrText xml:space="preserve"> PAGEREF _Toc8896 \h </w:instrText>
           </w:r>
           <w:r>
             <w:fldChar w:fldCharType="separate"/>
@@ -2727,7 +2729,7 @@
             <w:fldChar w:fldCharType="begin"/>
           </w:r>
           <w:r>
-            <w:instrText xml:space="preserve"> HYPERLINK \l _Toc21864 </w:instrText>
+            <w:instrText xml:space="preserve"> HYPERLINK \l _Toc17159 </w:instrText>
           </w:r>
           <w:r>
             <w:fldChar w:fldCharType="separate"/>
@@ -2746,7 +2748,7 @@
             <w:fldChar w:fldCharType="begin"/>
           </w:r>
           <w:r>
-            <w:instrText xml:space="preserve"> PAGEREF _Toc21864 \h </w:instrText>
+            <w:instrText xml:space="preserve"> PAGEREF _Toc17159 \h </w:instrText>
           </w:r>
           <w:r>
             <w:fldChar w:fldCharType="separate"/>
@@ -2772,7 +2774,7 @@
             <w:fldChar w:fldCharType="begin"/>
           </w:r>
           <w:r>
-            <w:instrText xml:space="preserve"> HYPERLINK \l _Toc2424 </w:instrText>
+            <w:instrText xml:space="preserve"> HYPERLINK \l _Toc30943 </w:instrText>
           </w:r>
           <w:r>
             <w:fldChar w:fldCharType="separate"/>
@@ -2791,7 +2793,7 @@
             <w:fldChar w:fldCharType="begin"/>
           </w:r>
           <w:r>
-            <w:instrText xml:space="preserve"> PAGEREF _Toc2424 \h </w:instrText>
+            <w:instrText xml:space="preserve"> PAGEREF _Toc30943 \h </w:instrText>
           </w:r>
           <w:r>
             <w:fldChar w:fldCharType="separate"/>
@@ -2817,7 +2819,7 @@
             <w:fldChar w:fldCharType="begin"/>
           </w:r>
           <w:r>
-            <w:instrText xml:space="preserve"> HYPERLINK \l _Toc1487 </w:instrText>
+            <w:instrText xml:space="preserve"> HYPERLINK \l _Toc27267 </w:instrText>
           </w:r>
           <w:r>
             <w:fldChar w:fldCharType="separate"/>
@@ -2836,7 +2838,7 @@
             <w:fldChar w:fldCharType="begin"/>
           </w:r>
           <w:r>
-            <w:instrText xml:space="preserve"> PAGEREF _Toc1487 \h </w:instrText>
+            <w:instrText xml:space="preserve"> PAGEREF _Toc27267 \h </w:instrText>
           </w:r>
           <w:r>
             <w:fldChar w:fldCharType="separate"/>
@@ -2862,7 +2864,7 @@
             <w:fldChar w:fldCharType="begin"/>
           </w:r>
           <w:r>
-            <w:instrText xml:space="preserve"> HYPERLINK \l _Toc12385 </w:instrText>
+            <w:instrText xml:space="preserve"> HYPERLINK \l _Toc5762 </w:instrText>
           </w:r>
           <w:r>
             <w:fldChar w:fldCharType="separate"/>
@@ -2881,7 +2883,7 @@
             <w:fldChar w:fldCharType="begin"/>
           </w:r>
           <w:r>
-            <w:instrText xml:space="preserve"> PAGEREF _Toc12385 \h </w:instrText>
+            <w:instrText xml:space="preserve"> PAGEREF _Toc5762 \h </w:instrText>
           </w:r>
           <w:r>
             <w:fldChar w:fldCharType="separate"/>
@@ -2907,7 +2909,7 @@
             <w:fldChar w:fldCharType="begin"/>
           </w:r>
           <w:r>
-            <w:instrText xml:space="preserve"> HYPERLINK \l _Toc22105 </w:instrText>
+            <w:instrText xml:space="preserve"> HYPERLINK \l _Toc8305 </w:instrText>
           </w:r>
           <w:r>
             <w:fldChar w:fldCharType="separate"/>
@@ -2926,7 +2928,7 @@
             <w:fldChar w:fldCharType="begin"/>
           </w:r>
           <w:r>
-            <w:instrText xml:space="preserve"> PAGEREF _Toc22105 \h </w:instrText>
+            <w:instrText xml:space="preserve"> PAGEREF _Toc8305 \h </w:instrText>
           </w:r>
           <w:r>
             <w:fldChar w:fldCharType="separate"/>
@@ -2952,7 +2954,7 @@
             <w:fldChar w:fldCharType="begin"/>
           </w:r>
           <w:r>
-            <w:instrText xml:space="preserve"> HYPERLINK \l _Toc9755 </w:instrText>
+            <w:instrText xml:space="preserve"> HYPERLINK \l _Toc26324 </w:instrText>
           </w:r>
           <w:r>
             <w:fldChar w:fldCharType="separate"/>
@@ -2971,7 +2973,7 @@
             <w:fldChar w:fldCharType="begin"/>
           </w:r>
           <w:r>
-            <w:instrText xml:space="preserve"> PAGEREF _Toc9755 \h </w:instrText>
+            <w:instrText xml:space="preserve"> PAGEREF _Toc26324 \h </w:instrText>
           </w:r>
           <w:r>
             <w:fldChar w:fldCharType="separate"/>
@@ -2997,7 +2999,7 @@
             <w:fldChar w:fldCharType="begin"/>
           </w:r>
           <w:r>
-            <w:instrText xml:space="preserve"> HYPERLINK \l _Toc6599 </w:instrText>
+            <w:instrText xml:space="preserve"> HYPERLINK \l _Toc32075 </w:instrText>
           </w:r>
           <w:r>
             <w:fldChar w:fldCharType="separate"/>
@@ -3016,7 +3018,7 @@
             <w:fldChar w:fldCharType="begin"/>
           </w:r>
           <w:r>
-            <w:instrText xml:space="preserve"> PAGEREF _Toc6599 \h </w:instrText>
+            <w:instrText xml:space="preserve"> PAGEREF _Toc32075 \h </w:instrText>
           </w:r>
           <w:r>
             <w:fldChar w:fldCharType="separate"/>
@@ -3042,7 +3044,7 @@
             <w:fldChar w:fldCharType="begin"/>
           </w:r>
           <w:r>
-            <w:instrText xml:space="preserve"> HYPERLINK \l _Toc24086 </w:instrText>
+            <w:instrText xml:space="preserve"> HYPERLINK \l _Toc31349 </w:instrText>
           </w:r>
           <w:r>
             <w:fldChar w:fldCharType="separate"/>
@@ -3061,7 +3063,7 @@
             <w:fldChar w:fldCharType="begin"/>
           </w:r>
           <w:r>
-            <w:instrText xml:space="preserve"> PAGEREF _Toc24086 \h </w:instrText>
+            <w:instrText xml:space="preserve"> PAGEREF _Toc31349 \h </w:instrText>
           </w:r>
           <w:r>
             <w:fldChar w:fldCharType="separate"/>
@@ -3087,7 +3089,7 @@
             <w:fldChar w:fldCharType="begin"/>
           </w:r>
           <w:r>
-            <w:instrText xml:space="preserve"> HYPERLINK \l _Toc6817 </w:instrText>
+            <w:instrText xml:space="preserve"> HYPERLINK \l _Toc2299 </w:instrText>
           </w:r>
           <w:r>
             <w:fldChar w:fldCharType="separate"/>
@@ -3106,7 +3108,7 @@
             <w:fldChar w:fldCharType="begin"/>
           </w:r>
           <w:r>
-            <w:instrText xml:space="preserve"> PAGEREF _Toc6817 \h </w:instrText>
+            <w:instrText xml:space="preserve"> PAGEREF _Toc2299 \h </w:instrText>
           </w:r>
           <w:r>
             <w:fldChar w:fldCharType="separate"/>
@@ -3132,7 +3134,7 @@
             <w:fldChar w:fldCharType="begin"/>
           </w:r>
           <w:r>
-            <w:instrText xml:space="preserve"> HYPERLINK \l _Toc21069 </w:instrText>
+            <w:instrText xml:space="preserve"> HYPERLINK \l _Toc13384 </w:instrText>
           </w:r>
           <w:r>
             <w:fldChar w:fldCharType="separate"/>
@@ -3151,7 +3153,7 @@
             <w:fldChar w:fldCharType="begin"/>
           </w:r>
           <w:r>
-            <w:instrText xml:space="preserve"> PAGEREF _Toc21069 \h </w:instrText>
+            <w:instrText xml:space="preserve"> PAGEREF _Toc13384 \h </w:instrText>
           </w:r>
           <w:r>
             <w:fldChar w:fldCharType="separate"/>
@@ -3177,7 +3179,7 @@
             <w:fldChar w:fldCharType="begin"/>
           </w:r>
           <w:r>
-            <w:instrText xml:space="preserve"> HYPERLINK \l _Toc1620 </w:instrText>
+            <w:instrText xml:space="preserve"> HYPERLINK \l _Toc13043 </w:instrText>
           </w:r>
           <w:r>
             <w:fldChar w:fldCharType="separate"/>
@@ -3196,7 +3198,7 @@
             <w:fldChar w:fldCharType="begin"/>
           </w:r>
           <w:r>
-            <w:instrText xml:space="preserve"> PAGEREF _Toc1620 \h </w:instrText>
+            <w:instrText xml:space="preserve"> PAGEREF _Toc13043 \h </w:instrText>
           </w:r>
           <w:r>
             <w:fldChar w:fldCharType="separate"/>
@@ -3222,7 +3224,7 @@
             <w:fldChar w:fldCharType="begin"/>
           </w:r>
           <w:r>
-            <w:instrText xml:space="preserve"> HYPERLINK \l _Toc12363 </w:instrText>
+            <w:instrText xml:space="preserve"> HYPERLINK \l _Toc26030 </w:instrText>
           </w:r>
           <w:r>
             <w:fldChar w:fldCharType="separate"/>
@@ -3241,7 +3243,7 @@
             <w:fldChar w:fldCharType="begin"/>
           </w:r>
           <w:r>
-            <w:instrText xml:space="preserve"> PAGEREF _Toc12363 \h </w:instrText>
+            <w:instrText xml:space="preserve"> PAGEREF _Toc26030 \h </w:instrText>
           </w:r>
           <w:r>
             <w:fldChar w:fldCharType="separate"/>
@@ -3267,7 +3269,7 @@
             <w:fldChar w:fldCharType="begin"/>
           </w:r>
           <w:r>
-            <w:instrText xml:space="preserve"> HYPERLINK \l _Toc6834 </w:instrText>
+            <w:instrText xml:space="preserve"> HYPERLINK \l _Toc28664 </w:instrText>
           </w:r>
           <w:r>
             <w:fldChar w:fldCharType="separate"/>
@@ -3286,7 +3288,7 @@
             <w:fldChar w:fldCharType="begin"/>
           </w:r>
           <w:r>
-            <w:instrText xml:space="preserve"> PAGEREF _Toc6834 \h </w:instrText>
+            <w:instrText xml:space="preserve"> PAGEREF _Toc28664 \h </w:instrText>
           </w:r>
           <w:r>
             <w:fldChar w:fldCharType="separate"/>
@@ -3312,7 +3314,7 @@
             <w:fldChar w:fldCharType="begin"/>
           </w:r>
           <w:r>
-            <w:instrText xml:space="preserve"> HYPERLINK \l _Toc13126 </w:instrText>
+            <w:instrText xml:space="preserve"> HYPERLINK \l _Toc7575 </w:instrText>
           </w:r>
           <w:r>
             <w:fldChar w:fldCharType="separate"/>
@@ -3331,7 +3333,7 @@
             <w:fldChar w:fldCharType="begin"/>
           </w:r>
           <w:r>
-            <w:instrText xml:space="preserve"> PAGEREF _Toc13126 \h </w:instrText>
+            <w:instrText xml:space="preserve"> PAGEREF _Toc7575 \h </w:instrText>
           </w:r>
           <w:r>
             <w:fldChar w:fldCharType="separate"/>
@@ -3357,7 +3359,7 @@
             <w:fldChar w:fldCharType="begin"/>
           </w:r>
           <w:r>
-            <w:instrText xml:space="preserve"> HYPERLINK \l _Toc28698 </w:instrText>
+            <w:instrText xml:space="preserve"> HYPERLINK \l _Toc21368 </w:instrText>
           </w:r>
           <w:r>
             <w:fldChar w:fldCharType="separate"/>
@@ -3376,7 +3378,7 @@
             <w:fldChar w:fldCharType="begin"/>
           </w:r>
           <w:r>
-            <w:instrText xml:space="preserve"> PAGEREF _Toc28698 \h </w:instrText>
+            <w:instrText xml:space="preserve"> PAGEREF _Toc21368 \h </w:instrText>
           </w:r>
           <w:r>
             <w:fldChar w:fldCharType="separate"/>
@@ -3402,7 +3404,7 @@
             <w:fldChar w:fldCharType="begin"/>
           </w:r>
           <w:r>
-            <w:instrText xml:space="preserve"> HYPERLINK \l _Toc15391 </w:instrText>
+            <w:instrText xml:space="preserve"> HYPERLINK \l _Toc18698 </w:instrText>
           </w:r>
           <w:r>
             <w:fldChar w:fldCharType="separate"/>
@@ -3421,7 +3423,7 @@
             <w:fldChar w:fldCharType="begin"/>
           </w:r>
           <w:r>
-            <w:instrText xml:space="preserve"> PAGEREF _Toc15391 \h </w:instrText>
+            <w:instrText xml:space="preserve"> PAGEREF _Toc18698 \h </w:instrText>
           </w:r>
           <w:r>
             <w:fldChar w:fldCharType="separate"/>
@@ -3447,7 +3449,7 @@
             <w:fldChar w:fldCharType="begin"/>
           </w:r>
           <w:r>
-            <w:instrText xml:space="preserve"> HYPERLINK \l _Toc19968 </w:instrText>
+            <w:instrText xml:space="preserve"> HYPERLINK \l _Toc26722 </w:instrText>
           </w:r>
           <w:r>
             <w:fldChar w:fldCharType="separate"/>
@@ -3466,7 +3468,7 @@
             <w:fldChar w:fldCharType="begin"/>
           </w:r>
           <w:r>
-            <w:instrText xml:space="preserve"> PAGEREF _Toc19968 \h </w:instrText>
+            <w:instrText xml:space="preserve"> PAGEREF _Toc26722 \h </w:instrText>
           </w:r>
           <w:r>
             <w:fldChar w:fldCharType="separate"/>
@@ -3492,7 +3494,7 @@
             <w:fldChar w:fldCharType="begin"/>
           </w:r>
           <w:r>
-            <w:instrText xml:space="preserve"> HYPERLINK \l _Toc32323 </w:instrText>
+            <w:instrText xml:space="preserve"> HYPERLINK \l _Toc31006 </w:instrText>
           </w:r>
           <w:r>
             <w:fldChar w:fldCharType="separate"/>
@@ -3511,7 +3513,7 @@
             <w:fldChar w:fldCharType="begin"/>
           </w:r>
           <w:r>
-            <w:instrText xml:space="preserve"> PAGEREF _Toc32323 \h </w:instrText>
+            <w:instrText xml:space="preserve"> PAGEREF _Toc31006 \h </w:instrText>
           </w:r>
           <w:r>
             <w:fldChar w:fldCharType="separate"/>
@@ -3537,7 +3539,7 @@
             <w:fldChar w:fldCharType="begin"/>
           </w:r>
           <w:r>
-            <w:instrText xml:space="preserve"> HYPERLINK \l _Toc9402 </w:instrText>
+            <w:instrText xml:space="preserve"> HYPERLINK \l _Toc28114 </w:instrText>
           </w:r>
           <w:r>
             <w:fldChar w:fldCharType="separate"/>
@@ -3556,7 +3558,7 @@
             <w:fldChar w:fldCharType="begin"/>
           </w:r>
           <w:r>
-            <w:instrText xml:space="preserve"> PAGEREF _Toc9402 \h </w:instrText>
+            <w:instrText xml:space="preserve"> PAGEREF _Toc28114 \h </w:instrText>
           </w:r>
           <w:r>
             <w:fldChar w:fldCharType="separate"/>
@@ -3582,7 +3584,7 @@
             <w:fldChar w:fldCharType="begin"/>
           </w:r>
           <w:r>
-            <w:instrText xml:space="preserve"> HYPERLINK \l _Toc4294 </w:instrText>
+            <w:instrText xml:space="preserve"> HYPERLINK \l _Toc368 </w:instrText>
           </w:r>
           <w:r>
             <w:fldChar w:fldCharType="separate"/>
@@ -3601,7 +3603,7 @@
             <w:fldChar w:fldCharType="begin"/>
           </w:r>
           <w:r>
-            <w:instrText xml:space="preserve"> PAGEREF _Toc4294 \h </w:instrText>
+            <w:instrText xml:space="preserve"> PAGEREF _Toc368 \h </w:instrText>
           </w:r>
           <w:r>
             <w:fldChar w:fldCharType="separate"/>
@@ -3661,7 +3663,7 @@
           <w:lang w:val="en-US" w:eastAsia="zh-CN"/>
         </w:rPr>
       </w:pPr>
-      <w:bookmarkStart w:id="4" w:name="_Toc10127"/>
+      <w:bookmarkStart w:id="4" w:name="_Toc11374"/>
       <w:r>
         <w:rPr>
           <w:rFonts w:hint="default"/>
@@ -3723,7 +3725,7 @@
           <w:lang w:val="en-US" w:eastAsia="zh-CN"/>
         </w:rPr>
       </w:pPr>
-      <w:bookmarkStart w:id="5" w:name="_Toc31052"/>
+      <w:bookmarkStart w:id="5" w:name="_Toc28508"/>
       <w:r>
         <w:rPr>
           <w:rFonts w:hint="default"/>
@@ -3785,7 +3787,7 @@
           <w:lang w:val="en-US" w:eastAsia="zh-CN"/>
         </w:rPr>
       </w:pPr>
-      <w:bookmarkStart w:id="6" w:name="_Toc27174"/>
+      <w:bookmarkStart w:id="6" w:name="_Toc24798"/>
       <w:r>
         <w:rPr>
           <w:rFonts w:hint="default"/>
@@ -3921,7 +3923,7 @@
           <w:lang w:val="en-US" w:eastAsia="zh-CN"/>
         </w:rPr>
       </w:pPr>
-      <w:bookmarkStart w:id="7" w:name="_Toc29655"/>
+      <w:bookmarkStart w:id="7" w:name="_Toc4131"/>
       <w:r>
         <w:rPr>
           <w:rFonts w:hint="default"/>
@@ -3953,7 +3955,7 @@
           <w:lang w:val="en-US" w:eastAsia="zh-CN"/>
         </w:rPr>
       </w:pPr>
-      <w:bookmarkStart w:id="8" w:name="_Toc22202"/>
+      <w:bookmarkStart w:id="8" w:name="_Toc7913"/>
       <w:r>
         <w:rPr>
           <w:rFonts w:hint="default"/>
@@ -4043,7 +4045,7 @@
           <w:lang w:val="en-US" w:eastAsia="zh-CN"/>
         </w:rPr>
       </w:pPr>
-      <w:bookmarkStart w:id="9" w:name="_Toc12315"/>
+      <w:bookmarkStart w:id="9" w:name="_Toc25865"/>
       <w:r>
         <w:rPr>
           <w:rFonts w:hint="default"/>
@@ -4112,7 +4114,7 @@
           <w:lang w:val="en-US" w:eastAsia="zh-CN"/>
         </w:rPr>
       </w:pPr>
-      <w:bookmarkStart w:id="10" w:name="_Toc22540"/>
+      <w:bookmarkStart w:id="10" w:name="_Toc8896"/>
       <w:r>
         <w:rPr>
           <w:rFonts w:hint="default"/>
@@ -4174,7 +4176,7 @@
           <w:lang w:val="en-US" w:eastAsia="zh-CN"/>
         </w:rPr>
       </w:pPr>
-      <w:bookmarkStart w:id="11" w:name="_Toc21864"/>
+      <w:bookmarkStart w:id="11" w:name="_Toc17159"/>
       <w:r>
         <w:rPr>
           <w:rFonts w:hint="default"/>
@@ -4236,7 +4238,7 @@
           <w:lang w:val="en-US" w:eastAsia="zh-CN"/>
         </w:rPr>
       </w:pPr>
-      <w:bookmarkStart w:id="12" w:name="_Toc2424"/>
+      <w:bookmarkStart w:id="12" w:name="_Toc30943"/>
       <w:r>
         <w:rPr>
           <w:rFonts w:hint="default"/>
@@ -4298,7 +4300,7 @@
           <w:lang w:val="en-US" w:eastAsia="zh-CN"/>
         </w:rPr>
       </w:pPr>
-      <w:bookmarkStart w:id="13" w:name="_Toc1487"/>
+      <w:bookmarkStart w:id="13" w:name="_Toc27267"/>
       <w:r>
         <w:rPr>
           <w:rFonts w:hint="default"/>
@@ -4390,7 +4392,7 @@
           <w:lang w:val="en-US" w:eastAsia="zh-CN"/>
         </w:rPr>
       </w:pPr>
-      <w:bookmarkStart w:id="14" w:name="_Toc12385"/>
+      <w:bookmarkStart w:id="14" w:name="_Toc5762"/>
       <w:r>
         <w:rPr>
           <w:rFonts w:hint="default"/>
@@ -4526,7 +4528,7 @@
           <w:lang w:val="en-US" w:eastAsia="zh-CN"/>
         </w:rPr>
       </w:pPr>
-      <w:bookmarkStart w:id="15" w:name="_Toc22105"/>
+      <w:bookmarkStart w:id="15" w:name="_Toc8305"/>
       <w:r>
         <w:rPr>
           <w:rFonts w:hint="default"/>
@@ -4588,7 +4590,7 @@
           <w:lang w:val="en-US" w:eastAsia="zh-CN"/>
         </w:rPr>
       </w:pPr>
-      <w:bookmarkStart w:id="16" w:name="_Toc9755"/>
+      <w:bookmarkStart w:id="16" w:name="_Toc26324"/>
       <w:r>
         <w:rPr>
           <w:rFonts w:hint="default"/>
@@ -4650,7 +4652,7 @@
           <w:lang w:val="en-US" w:eastAsia="zh-CN"/>
         </w:rPr>
       </w:pPr>
-      <w:bookmarkStart w:id="17" w:name="_Toc6599"/>
+      <w:bookmarkStart w:id="17" w:name="_Toc32075"/>
       <w:r>
         <w:rPr>
           <w:rFonts w:hint="default"/>
@@ -4682,7 +4684,7 @@
           <w:lang w:val="en-US" w:eastAsia="zh-CN"/>
         </w:rPr>
       </w:pPr>
-      <w:bookmarkStart w:id="18" w:name="_Toc24086"/>
+      <w:bookmarkStart w:id="18" w:name="_Toc31349"/>
       <w:r>
         <w:rPr>
           <w:rFonts w:hint="default"/>
@@ -4731,7 +4733,7 @@
           <w:lang w:val="en-US" w:eastAsia="zh-CN"/>
         </w:rPr>
       </w:pPr>
-      <w:bookmarkStart w:id="19" w:name="_Toc6817"/>
+      <w:bookmarkStart w:id="19" w:name="_Toc2299"/>
       <w:r>
         <w:rPr>
           <w:rFonts w:hint="default"/>
@@ -4767,7 +4769,7 @@
           <w:lang w:val="en-US" w:eastAsia="zh-CN"/>
         </w:rPr>
       </w:pPr>
-      <w:bookmarkStart w:id="20" w:name="_Toc21069"/>
+      <w:bookmarkStart w:id="20" w:name="_Toc13384"/>
       <w:r>
         <w:rPr>
           <w:rFonts w:hint="default"/>
@@ -4803,7 +4805,7 @@
           <w:lang w:val="en-US" w:eastAsia="zh-CN"/>
         </w:rPr>
       </w:pPr>
-      <w:bookmarkStart w:id="21" w:name="_Toc1620"/>
+      <w:bookmarkStart w:id="21" w:name="_Toc13043"/>
       <w:r>
         <w:rPr>
           <w:rFonts w:hint="default"/>
@@ -4852,7 +4854,7 @@
           <w:lang w:val="en-US" w:eastAsia="zh-CN"/>
         </w:rPr>
       </w:pPr>
-      <w:bookmarkStart w:id="22" w:name="_Toc12363"/>
+      <w:bookmarkStart w:id="22" w:name="_Toc26030"/>
       <w:r>
         <w:rPr>
           <w:rFonts w:hint="default"/>
@@ -5047,7 +5049,7 @@
           <w:lang w:val="en-US" w:eastAsia="zh-CN"/>
         </w:rPr>
       </w:pPr>
-      <w:bookmarkStart w:id="23" w:name="_Toc6834"/>
+      <w:bookmarkStart w:id="23" w:name="_Toc28664"/>
       <w:r>
         <w:rPr>
           <w:rFonts w:hint="default"/>
@@ -5096,7 +5098,7 @@
           <w:lang w:val="en-US" w:eastAsia="zh-CN"/>
         </w:rPr>
       </w:pPr>
-      <w:bookmarkStart w:id="24" w:name="_Toc13126"/>
+      <w:bookmarkStart w:id="24" w:name="_Toc7575"/>
       <w:r>
         <w:rPr>
           <w:rFonts w:hint="default"/>
@@ -5220,7 +5222,7 @@
           <w:lang w:val="en-US" w:eastAsia="zh-CN"/>
         </w:rPr>
       </w:pPr>
-      <w:bookmarkStart w:id="25" w:name="_Toc28698"/>
+      <w:bookmarkStart w:id="25" w:name="_Toc21368"/>
       <w:r>
         <w:rPr>
           <w:rFonts w:hint="default"/>
@@ -5413,7 +5415,7 @@
           <w:lang w:val="en-US" w:eastAsia="zh-CN"/>
         </w:rPr>
       </w:pPr>
-      <w:bookmarkStart w:id="26" w:name="_Toc15391"/>
+      <w:bookmarkStart w:id="26" w:name="_Toc18698"/>
       <w:r>
         <w:rPr>
           <w:rFonts w:hint="default"/>
@@ -5450,16 +5452,7 @@
           <w:rFonts w:hint="default"/>
           <w:lang w:val="en-US" w:eastAsia="zh-CN"/>
         </w:rPr>
-        <w:t>“质量事故”是指在建设、维护等过程中因我方原因造成客户系统、业务等受到影响或使客户遭受损失，从而使公司经济、商誉造成损失</w:t>
-      </w:r>
-      <w:bookmarkStart w:id="31" w:name="_GoBack"/>
-      <w:bookmarkEnd w:id="31"/>
-      <w:r>
-        <w:rPr>
-          <w:rFonts w:hint="default"/>
-          <w:lang w:val="en-US" w:eastAsia="zh-CN"/>
-        </w:rPr>
-        <w:t>的事故。质量事故根据影响的不同共分为三个级别。在质量事故处理中，当事责任人负有主要责任，管理人员负有管理责任。对于造成质量事故的当事责任人及管理人员，将根据责任大小和情节轻重给予相应的处罚。同时对于造成质量事故的公司外包项目的服务提供商，参照公司员工的罚责或根据外包合同的约定对其进行处罚。</w:t>
+        <w:t>“质量事故”是指在建设、维护等过程中因我方原因造成客户系统、业务等受到影响或使客户遭受损失，从而使公司经济、商誉造成损失的事故。质量事故根据影响的不同共分为三个级别。在质量事故处理中，当事责任人负有主要责任，管理人员负有管理责任。对于造成质量事故的当事责任人及管理人员，将根据责任大小和情节轻重给予相应的处罚。同时对于造成质量事故的公司外包项目的服务提供商，参照公司员工的罚责或根据外包合同的约定对其进行处罚。</w:t>
       </w:r>
     </w:p>
     <w:p>
@@ -5484,7 +5477,7 @@
           <w:lang w:val="en-US" w:eastAsia="zh-CN"/>
         </w:rPr>
       </w:pPr>
-      <w:bookmarkStart w:id="27" w:name="_Toc19968"/>
+      <w:bookmarkStart w:id="27" w:name="_Toc26722"/>
       <w:r>
         <w:rPr>
           <w:rFonts w:hint="default"/>
@@ -5546,7 +5539,7 @@
           <w:lang w:val="en-US" w:eastAsia="zh-CN"/>
         </w:rPr>
       </w:pPr>
-      <w:bookmarkStart w:id="28" w:name="_Toc32323"/>
+      <w:bookmarkStart w:id="28" w:name="_Toc31006"/>
       <w:r>
         <w:rPr>
           <w:rFonts w:hint="default"/>
@@ -5585,7 +5578,7 @@
         </w:rPr>
         <w:t xml:space="preserve"> </w:t>
       </w:r>
-      <w:bookmarkStart w:id="29" w:name="_Toc9402"/>
+      <w:bookmarkStart w:id="29" w:name="_Toc28114"/>
       <w:r>
         <w:rPr>
           <w:rFonts w:hint="default"/>
@@ -5698,7 +5691,7 @@
           <w:lang w:val="en-US" w:eastAsia="zh-CN"/>
         </w:rPr>
       </w:pPr>
-      <w:bookmarkStart w:id="30" w:name="_Toc4294"/>
+      <w:bookmarkStart w:id="30" w:name="_Toc368"/>
       <w:r>
         <w:rPr>
           <w:rFonts w:hint="default"/>
